--- a/public/templates/wajeez-workbook-module.docx
+++ b/public/templates/wajeez-workbook-module.docx
@@ -1263,6 +1263,7 @@
     </w:tbl>
     <w:p>
       <w:pPr>
+        <w:keepNext/>
         <w:bidi/>
         <w:spacing w:after="60" w:before="0"/>
       </w:pPr>
@@ -1384,6 +1385,7 @@
     </w:p>
     <w:p>
       <w:pPr>
+        <w:keepNext/>
         <w:bidi/>
         <w:spacing w:after="60" w:before="0"/>
       </w:pPr>
@@ -2076,6 +2078,7 @@
     </w:tbl>
     <w:p>
       <w:pPr>
+        <w:keepNext/>
         <w:bidi/>
         <w:spacing w:after="60" w:before="0"/>
       </w:pPr>
@@ -2891,6 +2894,7 @@
     </w:tbl>
     <w:p>
       <w:pPr>
+        <w:keepNext/>
         <w:bidi/>
         <w:spacing w:after="60" w:before="0"/>
       </w:pPr>
@@ -3462,6 +3466,7 @@
     </w:tbl>
     <w:p>
       <w:pPr>
+        <w:keepNext/>
         <w:bidi/>
         <w:spacing w:after="60" w:before="0"/>
       </w:pPr>
@@ -3938,7 +3943,7 @@
           </w:tcPr>
           <w:p>
             <w:pPr>
-              <w:keepNext w:val="false"/>
+              <w:keepNext/>
               <w:bidi/>
               <w:spacing w:after="0"/>
             </w:pPr>
@@ -3970,7 +3975,7 @@
           </w:tcPr>
           <w:p>
             <w:pPr>
-              <w:keepNext w:val="false"/>
+              <w:keepNext/>
               <w:bidi/>
               <w:spacing w:after="0"/>
             </w:pPr>
@@ -4002,7 +4007,7 @@
           </w:tcPr>
           <w:p>
             <w:pPr>
-              <w:keepNext w:val="false"/>
+              <w:keepNext/>
               <w:bidi/>
               <w:spacing w:after="0"/>
             </w:pPr>
@@ -4020,6 +4025,7 @@
     </w:tbl>
     <w:p>
       <w:pPr>
+        <w:keepNext/>
         <w:bidi/>
         <w:spacing w:after="60" w:before="0"/>
       </w:pPr>
@@ -4102,22 +4108,9 @@
     </w:tbl>
     <w:p>
       <w:pPr>
-        <w:bidi/>
-        <w:spacing w:after="120" w:before="0"/>
-      </w:pPr>
-    </w:p>
-    <w:p>
-      <w:pPr>
-        <w:bidi/>
-      </w:pPr>
-      <w:r>
-        <w:br w:type="page"/>
-      </w:r>
-    </w:p>
-    <w:p>
-      <w:pPr>
         <w:pStyle w:val="Heading1"/>
         <w:keepNext/>
+        <w:pageBreakBefore/>
         <w:pBdr>
           <w:bottom w:val="single" w:color="38A7B4" w:sz="12" w:space="6"/>
         </w:pBdr>
@@ -5215,8 +5208,6 @@
       </w:pPr>
       <w:rPr>
         <w:rFonts w:ascii="IBM Plex Sans Arabic" w:cs="IBM Plex Sans Arabic" w:eastAsia="IBM Plex Sans Arabic" w:hAnsi="IBM Plex Sans Arabic"/>
-        <w:b w:val="false"/>
-        <w:bCs w:val="false"/>
         <w:color w:val="247B84"/>
       </w:rPr>
     </w:lvl>

--- a/public/templates/wajeez-workbook-module.docx
+++ b/public/templates/wajeez-workbook-module.docx
@@ -684,15 +684,15 @@
                 <w:color w:val="6B5200"/>
                 <w:rtl/>
               </w:rPr>
-              <w:t xml:space="preserve">اكتب لمن يقرأ وحدَه. </w:t>
-            </w:r>
-            <w:r>
-              <w:rPr>
-                <w:rFonts w:ascii="IBM Plex Sans Arabic" w:cs="IBM Plex Sans Arabic" w:eastAsia="IBM Plex Sans Arabic" w:hAnsi="IBM Plex Sans Arabic"/>
-                <w:color w:val="1F2A2E"/>
-                <w:rtl/>
-              </w:rPr>
-              <w:t xml:space="preserve">جملٌ قصيرة، ومثالٌ من عمل المتعلّم لا من كتاب، والمصطلحُ الإنجليزيُّ بين قوسين أوّلَ مرّةٍ فقط.</w:t>
+              <w:t xml:space="preserve">كرّاستُك ملكُك. </w:t>
+            </w:r>
+            <w:r>
+              <w:rPr>
+                <w:rFonts w:ascii="IBM Plex Sans Arabic" w:cs="IBM Plex Sans Arabic" w:eastAsia="IBM Plex Sans Arabic" w:hAnsi="IBM Plex Sans Arabic"/>
+                <w:color w:val="1F2A2E"/>
+                <w:rtl/>
+              </w:rPr>
+              <w:t xml:space="preserve">ما تكتبه فيها لك، ولك أن تستعمله كما تشاء. واستعمالُ القالب لا ينقل ملكيّتَه إلى وجيز، ولا يغيّر شيئا في الاتفاقيّة: ما فيها عن مادّتك (البند 10) يبقى كما هو — ومنه ترخيصٌ غيرُ حصريٍّ ودائمٌ لوجيز باستعمال ما تعدّه للشعبة وتعديلِه داخل المنصّة لأغراضها التعليميّة (10-3). والقالبُ شكلٌ يجعل كرّاساتِ الدورات متّسقةً للمتعلّم؛ وشكلُه وشعارُه لوجيز.</w:t>
             </w:r>
           </w:p>
           <w:p>
@@ -725,15 +725,15 @@
                 <w:color w:val="6B5200"/>
                 <w:rtl/>
               </w:rPr>
-              <w:t xml:space="preserve">الكرّاسةُ للعمل لا للقراءة وحدَها. </w:t>
-            </w:r>
-            <w:r>
-              <w:rPr>
-                <w:rFonts w:ascii="IBM Plex Sans Arabic" w:cs="IBM Plex Sans Arabic" w:eastAsia="IBM Plex Sans Arabic" w:hAnsi="IBM Plex Sans Arabic"/>
-                <w:color w:val="1F2A2E"/>
-                <w:rtl/>
-              </w:rPr>
-              <w:t xml:space="preserve">في كلّ محورٍ ما يملؤه المتعلّم: جدولٌ يعمل عليه، ومساحةٌ يكتب فيها، فيفتحها في اللقاء وبعده.</w:t>
+              <w:t xml:space="preserve">اكتب لمن يقرأ وحدَه. </w:t>
+            </w:r>
+            <w:r>
+              <w:rPr>
+                <w:rFonts w:ascii="IBM Plex Sans Arabic" w:cs="IBM Plex Sans Arabic" w:eastAsia="IBM Plex Sans Arabic" w:hAnsi="IBM Plex Sans Arabic"/>
+                <w:color w:val="1F2A2E"/>
+                <w:rtl/>
+              </w:rPr>
+              <w:t xml:space="preserve">جملٌ قصيرة، ومثالٌ من عمل المتعلّم لا من كتاب، والمصطلحُ الإنجليزيُّ بين قوسين أوّلَ مرّةٍ فقط.</w:t>
             </w:r>
           </w:p>
           <w:p>
@@ -766,15 +766,15 @@
                 <w:color w:val="6B5200"/>
                 <w:rtl/>
               </w:rPr>
-              <w:t xml:space="preserve">محورٌ أو أكثر. </w:t>
-            </w:r>
-            <w:r>
-              <w:rPr>
-                <w:rFonts w:ascii="IBM Plex Sans Arabic" w:cs="IBM Plex Sans Arabic" w:eastAsia="IBM Plex Sans Arabic" w:hAnsi="IBM Plex Sans Arabic"/>
-                <w:color w:val="1F2A2E"/>
-                <w:rtl/>
-              </w:rPr>
-              <w:t xml:space="preserve">إن جمعت في هذه الكرّاسة محورين متجاورين فانسخ أقسامَ المحور كاملةً — من «المحور» إلى «مصادرُ للاستزادة» — والصقها بعدها للمحور الثاني، واكتب على الغلاف «المحوران [١ و٢]».</w:t>
+              <w:t xml:space="preserve">الكرّاسةُ للعمل لا للقراءة وحدَها. </w:t>
+            </w:r>
+            <w:r>
+              <w:rPr>
+                <w:rFonts w:ascii="IBM Plex Sans Arabic" w:cs="IBM Plex Sans Arabic" w:eastAsia="IBM Plex Sans Arabic" w:hAnsi="IBM Plex Sans Arabic"/>
+                <w:color w:val="1F2A2E"/>
+                <w:rtl/>
+              </w:rPr>
+              <w:t xml:space="preserve">في كلّ محورٍ ما يملؤه المتعلّم: جدولٌ يعمل عليه، ومساحةٌ يكتب فيها، فيفتحها في اللقاء وبعده.</w:t>
             </w:r>
           </w:p>
           <w:p>
@@ -807,15 +807,15 @@
                 <w:color w:val="6B5200"/>
                 <w:rtl/>
               </w:rPr>
-              <w:t xml:space="preserve">احفظها PDF وارفعها. </w:t>
-            </w:r>
-            <w:r>
-              <w:rPr>
-                <w:rFonts w:ascii="IBM Plex Sans Arabic" w:cs="IBM Plex Sans Arabic" w:eastAsia="IBM Plex Sans Arabic" w:hAnsi="IBM Plex Sans Arabic"/>
-                <w:color w:val="1F2A2E"/>
-                <w:rtl/>
-              </w:rPr>
-              <w:t xml:space="preserve">من «ملف» اختر «حفظ باسم» ثمّ PDF، وارفعها في الخطوة الثالثة «الكرّاسة» في مساحة شعبتك. والمنصّةُ تقبل PDF وحدَه: يُفتح في الصفحة على أيّ جهاز، ولا يتغيّر شكلُه.</w:t>
+              <w:t xml:space="preserve">محورٌ أو أكثر. </w:t>
+            </w:r>
+            <w:r>
+              <w:rPr>
+                <w:rFonts w:ascii="IBM Plex Sans Arabic" w:cs="IBM Plex Sans Arabic" w:eastAsia="IBM Plex Sans Arabic" w:hAnsi="IBM Plex Sans Arabic"/>
+                <w:color w:val="1F2A2E"/>
+                <w:rtl/>
+              </w:rPr>
+              <w:t xml:space="preserve">إن جمعت في هذه الكرّاسة محورين متجاورين فانسخ أقسامَ المحور كاملةً — من «المحور» إلى «مصادرُ للاستزادة» — والصقها بعدها للمحور الثاني، واكتب على الغلاف «المحوران [١ و٢]».</w:t>
             </w:r>
           </w:p>
           <w:p>
@@ -833,6 +833,47 @@
                 <w:rtl/>
               </w:rPr>
               <w:t xml:space="preserve">٧</w:t>
+            </w:r>
+            <w:r>
+              <w:rPr>
+                <w:rtl/>
+              </w:rPr>
+              <w:tab/>
+            </w:r>
+            <w:r>
+              <w:rPr>
+                <w:rFonts w:ascii="IBM Plex Sans Arabic" w:cs="IBM Plex Sans Arabic" w:eastAsia="IBM Plex Sans Arabic" w:hAnsi="IBM Plex Sans Arabic"/>
+                <w:b/>
+                <w:bCs/>
+                <w:color w:val="6B5200"/>
+                <w:rtl/>
+              </w:rPr>
+              <w:t xml:space="preserve">احفظها PDF وارفعها. </w:t>
+            </w:r>
+            <w:r>
+              <w:rPr>
+                <w:rFonts w:ascii="IBM Plex Sans Arabic" w:cs="IBM Plex Sans Arabic" w:eastAsia="IBM Plex Sans Arabic" w:hAnsi="IBM Plex Sans Arabic"/>
+                <w:color w:val="1F2A2E"/>
+                <w:rtl/>
+              </w:rPr>
+              <w:t xml:space="preserve">من «ملف» اختر «حفظ باسم» ثمّ PDF، وارفعها في الخطوة الثالثة «الكرّاسة» في مساحة شعبتك. والمنصّةُ تقبل PDF وحدَه: يُفتح في الصفحة على أيّ جهاز، ولا يتغيّر شكلُه.</w:t>
+            </w:r>
+          </w:p>
+          <w:p>
+            <w:pPr>
+              <w:bidi/>
+              <w:spacing w:after="80"/>
+              <w:ind w:start="400" w:hanging="400"/>
+            </w:pPr>
+            <w:r>
+              <w:rPr>
+                <w:rFonts w:ascii="IBM Plex Sans Arabic" w:cs="IBM Plex Sans Arabic" w:eastAsia="IBM Plex Sans Arabic" w:hAnsi="IBM Plex Sans Arabic"/>
+                <w:b/>
+                <w:bCs/>
+                <w:color w:val="247B84"/>
+                <w:rtl/>
+              </w:rPr>
+              <w:t xml:space="preserve">٨</w:t>
             </w:r>
             <w:r>
               <w:rPr>

--- a/public/templates/wajeez-workbook-module.docx
+++ b/public/templates/wajeez-workbook-module.docx
@@ -684,15 +684,15 @@
                 <w:color w:val="6B5200"/>
                 <w:rtl/>
               </w:rPr>
-              <w:t xml:space="preserve">كرّاستُك ملكُك. </w:t>
-            </w:r>
-            <w:r>
-              <w:rPr>
-                <w:rFonts w:ascii="IBM Plex Sans Arabic" w:cs="IBM Plex Sans Arabic" w:eastAsia="IBM Plex Sans Arabic" w:hAnsi="IBM Plex Sans Arabic"/>
-                <w:color w:val="1F2A2E"/>
-                <w:rtl/>
-              </w:rPr>
-              <w:t xml:space="preserve">ما تكتبه فيها لك، ولك أن تستعمله كما تشاء. واستعمالُ القالب لا ينقل ملكيّتَه إلى وجيز، ولا يغيّر شيئا في الاتفاقيّة: ما فيها عن مادّتك (البند 10) يبقى كما هو — ومنه ترخيصٌ غيرُ حصريٍّ ودائمٌ لوجيز باستعمال ما تعدّه للشعبة وتعديلِه داخل المنصّة لأغراضها التعليميّة (10-3). والقالبُ شكلٌ يجعل كرّاساتِ الدورات متّسقةً للمتعلّم؛ وشكلُه وشعارُه لوجيز.</w:t>
+              <w:t xml:space="preserve">كرّاستك ملكك. </w:t>
+            </w:r>
+            <w:r>
+              <w:rPr>
+                <w:rFonts w:ascii="IBM Plex Sans Arabic" w:cs="IBM Plex Sans Arabic" w:eastAsia="IBM Plex Sans Arabic" w:hAnsi="IBM Plex Sans Arabic"/>
+                <w:color w:val="1F2A2E"/>
+                <w:rtl/>
+              </w:rPr>
+              <w:t xml:space="preserve">ما تكتبه فيها لك، ولك أن تستعمله كما تشاء. واستعمال القالب لا ينقل ملكيّته إلى وجيز، ولا يغيّر شيئا في الاتفاقيّة: ما فيها عن مادّتك (البند 10) يبقى كما هو — ومنه ترخيص غير حصريّ ودائم لوجيز باستعمال ما تعدّه للشعبة وتعديله داخل المنصّة لأغراضها التعليميّة (10-3). والقالب شكل يجعل كرّاسات الدورات متّسقة للمتعلّم؛ وشكله وشعاره لوجيز.</w:t>
             </w:r>
           </w:p>
           <w:p>

--- a/public/templates/wajeez-workbook-module.docx
+++ b/public/templates/wajeez-workbook-module.docx
@@ -65,7 +65,7 @@
           <w:szCs w:val="24"/>
           <w:rtl/>
         </w:rPr>
-        <w:t xml:space="preserve">كرّاسةُ المحور</w:t>
+        <w:t xml:space="preserve">كرّاسة المحور</w:t>
       </w:r>
     </w:p>
     <w:p>
@@ -84,7 +84,7 @@
           <w:szCs w:val="56"/>
           <w:rtl/>
         </w:rPr>
-        <w:t xml:space="preserve">[اسمُ المحور]</w:t>
+        <w:t xml:space="preserve">[اسم المحور]</w:t>
       </w:r>
     </w:p>
     <w:p>
@@ -101,7 +101,7 @@
           <w:szCs w:val="26"/>
           <w:rtl/>
         </w:rPr>
-        <w:t xml:space="preserve">المحور [رقمُه] من دورة [اسمُ الدورة]</w:t>
+        <w:t xml:space="preserve">المحور [رقمه] من دورة [اسم الدورة]</w:t>
       </w:r>
     </w:p>
     <w:p>
@@ -202,7 +202,7 @@
                 <w:color w:val="1F2A2E"/>
                 <w:rtl/>
               </w:rPr>
-              <w:t xml:space="preserve">[اسمُ الدورة]</w:t>
+              <w:t xml:space="preserve">[اسم الدورة]</w:t>
             </w:r>
           </w:p>
         </w:tc>
@@ -268,7 +268,7 @@
                 <w:color w:val="1F2A2E"/>
                 <w:rtl/>
               </w:rPr>
-              <w:t xml:space="preserve">[اسمُ الشعبة]</w:t>
+              <w:t xml:space="preserve">[اسم الشعبة]</w:t>
             </w:r>
           </w:p>
         </w:tc>
@@ -334,7 +334,7 @@
                 <w:color w:val="1F2A2E"/>
                 <w:rtl/>
               </w:rPr>
-              <w:t xml:space="preserve">[اسمُك كما يراه المتعلّم]</w:t>
+              <w:t xml:space="preserve">[اسمك كما يراه المتعلّم]</w:t>
             </w:r>
           </w:p>
         </w:tc>
@@ -460,7 +460,7 @@
                 <w:color w:val="1A5C64"/>
                 <w:rtl/>
               </w:rPr>
-              <w:t xml:space="preserve">هذه الكرّاسةُ لـ</w:t>
+              <w:t xml:space="preserve">هذه الكرّاسة لـ</w:t>
             </w:r>
           </w:p>
         </w:tc>
@@ -569,7 +569,7 @@
                 <w:color w:val="6B5200"/>
                 <w:rtl/>
               </w:rPr>
-              <w:t xml:space="preserve">هذه الصفحةُ لك وحدَك: اقرأها ثمّ احذفها، واحذف الصناديقَ الصفراءَ كلَّها، قبل أن تحفظ الكرّاسةَ PDF.</w:t>
+              <w:t xml:space="preserve">هذه الصفحة لك وحدك: اقرأها ثمّ احذفها، واحذف الصناديق الصفراء كلّها، قبل أن تحفظ الكرّاسة PDF.</w:t>
             </w:r>
           </w:p>
           <w:p>
@@ -602,15 +602,15 @@
                 <w:color w:val="6B5200"/>
                 <w:rtl/>
               </w:rPr>
-              <w:t xml:space="preserve">ما بين قوسين اكتب مكانَه. </w:t>
-            </w:r>
-            <w:r>
-              <w:rPr>
-                <w:rFonts w:ascii="IBM Plex Sans Arabic" w:cs="IBM Plex Sans Arabic" w:eastAsia="IBM Plex Sans Arabic" w:hAnsi="IBM Plex Sans Arabic"/>
-                <w:color w:val="1F2A2E"/>
-                <w:rtl/>
-              </w:rPr>
-              <w:t xml:space="preserve">كلُّ نصٍّ [ هكذا ] مكانٌ لكلامك: ظلِّله من القوس إلى القوس واكتب فوقه، فيأخذ كلامُك شكلَه.</w:t>
+              <w:t xml:space="preserve">ما بين قوسين اكتب مكانه. </w:t>
+            </w:r>
+            <w:r>
+              <w:rPr>
+                <w:rFonts w:ascii="IBM Plex Sans Arabic" w:cs="IBM Plex Sans Arabic" w:eastAsia="IBM Plex Sans Arabic" w:hAnsi="IBM Plex Sans Arabic"/>
+                <w:color w:val="1F2A2E"/>
+                <w:rtl/>
+              </w:rPr>
+              <w:t xml:space="preserve">كلّ نصّ [ هكذا ] مكان لكلامك: ظلّله من القوس إلى القوس واكتب فوقه، فيأخذ كلامك شكله.</w:t>
             </w:r>
           </w:p>
           <w:p>
@@ -643,15 +643,15 @@
                 <w:color w:val="6B5200"/>
                 <w:rtl/>
               </w:rPr>
-              <w:t xml:space="preserve">الشكلُ واحدٌ في كرّاسات وجيز كلِّها. </w:t>
-            </w:r>
-            <w:r>
-              <w:rPr>
-                <w:rFonts w:ascii="IBM Plex Sans Arabic" w:cs="IBM Plex Sans Arabic" w:eastAsia="IBM Plex Sans Arabic" w:hAnsi="IBM Plex Sans Arabic"/>
-                <w:color w:val="1F2A2E"/>
-                <w:rtl/>
-              </w:rPr>
-              <w:t xml:space="preserve">لا تغيّر الخطَّ ولا الألوانَ ولا ترتيبَ الأقسام — بها يعرف المتعلّمُ طريقَه في كلّ دورة. وزِد ما شئت داخلَ الأقسام: صورا وجداولَ ونماذج.</w:t>
+              <w:t xml:space="preserve">الشكل واحد في كرّاسات وجيز كلّها. </w:t>
+            </w:r>
+            <w:r>
+              <w:rPr>
+                <w:rFonts w:ascii="IBM Plex Sans Arabic" w:cs="IBM Plex Sans Arabic" w:eastAsia="IBM Plex Sans Arabic" w:hAnsi="IBM Plex Sans Arabic"/>
+                <w:color w:val="1F2A2E"/>
+                <w:rtl/>
+              </w:rPr>
+              <w:t xml:space="preserve">لا تغيّر الخطّ ولا الألوان ولا ترتيب الأقسام — بها يعرف المتعلّم طريقه في كلّ دورة. وزد ما شئت داخل الأقسام: صورا وجداول ونماذج.</w:t>
             </w:r>
           </w:p>
           <w:p>
@@ -725,15 +725,15 @@
                 <w:color w:val="6B5200"/>
                 <w:rtl/>
               </w:rPr>
-              <w:t xml:space="preserve">اكتب لمن يقرأ وحدَه. </w:t>
-            </w:r>
-            <w:r>
-              <w:rPr>
-                <w:rFonts w:ascii="IBM Plex Sans Arabic" w:cs="IBM Plex Sans Arabic" w:eastAsia="IBM Plex Sans Arabic" w:hAnsi="IBM Plex Sans Arabic"/>
-                <w:color w:val="1F2A2E"/>
-                <w:rtl/>
-              </w:rPr>
-              <w:t xml:space="preserve">جملٌ قصيرة، ومثالٌ من عمل المتعلّم لا من كتاب، والمصطلحُ الإنجليزيُّ بين قوسين أوّلَ مرّةٍ فقط.</w:t>
+              <w:t xml:space="preserve">اكتب لمن يقرأ وحده. </w:t>
+            </w:r>
+            <w:r>
+              <w:rPr>
+                <w:rFonts w:ascii="IBM Plex Sans Arabic" w:cs="IBM Plex Sans Arabic" w:eastAsia="IBM Plex Sans Arabic" w:hAnsi="IBM Plex Sans Arabic"/>
+                <w:color w:val="1F2A2E"/>
+                <w:rtl/>
+              </w:rPr>
+              <w:t xml:space="preserve">جمل قصيرة، ومثال من عمل المتعلّم لا من كتاب، والمصطلح الإنجليزيّ بين قوسين أوّل مرّة فقط.</w:t>
             </w:r>
           </w:p>
           <w:p>
@@ -766,15 +766,15 @@
                 <w:color w:val="6B5200"/>
                 <w:rtl/>
               </w:rPr>
-              <w:t xml:space="preserve">الكرّاسةُ للعمل لا للقراءة وحدَها. </w:t>
-            </w:r>
-            <w:r>
-              <w:rPr>
-                <w:rFonts w:ascii="IBM Plex Sans Arabic" w:cs="IBM Plex Sans Arabic" w:eastAsia="IBM Plex Sans Arabic" w:hAnsi="IBM Plex Sans Arabic"/>
-                <w:color w:val="1F2A2E"/>
-                <w:rtl/>
-              </w:rPr>
-              <w:t xml:space="preserve">في كلّ محورٍ ما يملؤه المتعلّم: جدولٌ يعمل عليه، ومساحةٌ يكتب فيها، فيفتحها في اللقاء وبعده.</w:t>
+              <w:t xml:space="preserve">الكرّاسة للعمل لا للقراءة وحدها. </w:t>
+            </w:r>
+            <w:r>
+              <w:rPr>
+                <w:rFonts w:ascii="IBM Plex Sans Arabic" w:cs="IBM Plex Sans Arabic" w:eastAsia="IBM Plex Sans Arabic" w:hAnsi="IBM Plex Sans Arabic"/>
+                <w:color w:val="1F2A2E"/>
+                <w:rtl/>
+              </w:rPr>
+              <w:t xml:space="preserve">في كلّ محور ما يملؤه المتعلّم: جدول يعمل عليه، ومساحة يكتب فيها، فيفتحها في اللقاء وبعده.</w:t>
             </w:r>
           </w:p>
           <w:p>
@@ -807,15 +807,15 @@
                 <w:color w:val="6B5200"/>
                 <w:rtl/>
               </w:rPr>
-              <w:t xml:space="preserve">محورٌ أو أكثر. </w:t>
-            </w:r>
-            <w:r>
-              <w:rPr>
-                <w:rFonts w:ascii="IBM Plex Sans Arabic" w:cs="IBM Plex Sans Arabic" w:eastAsia="IBM Plex Sans Arabic" w:hAnsi="IBM Plex Sans Arabic"/>
-                <w:color w:val="1F2A2E"/>
-                <w:rtl/>
-              </w:rPr>
-              <w:t xml:space="preserve">إن جمعت في هذه الكرّاسة محورين متجاورين فانسخ أقسامَ المحور كاملةً — من «المحور» إلى «مصادرُ للاستزادة» — والصقها بعدها للمحور الثاني، واكتب على الغلاف «المحوران [١ و٢]».</w:t>
+              <w:t xml:space="preserve">محور أو أكثر. </w:t>
+            </w:r>
+            <w:r>
+              <w:rPr>
+                <w:rFonts w:ascii="IBM Plex Sans Arabic" w:cs="IBM Plex Sans Arabic" w:eastAsia="IBM Plex Sans Arabic" w:hAnsi="IBM Plex Sans Arabic"/>
+                <w:color w:val="1F2A2E"/>
+                <w:rtl/>
+              </w:rPr>
+              <w:t xml:space="preserve">إن جمعت في هذه الكرّاسة محورين متجاورين فانسخ أقسام المحور كاملة — من «المحور» إلى «مصادر للاستزادة» — والصقها بعدها للمحور الثاني، واكتب على الغلاف «المحوران [١ و٢]».</w:t>
             </w:r>
           </w:p>
           <w:p>
@@ -856,7 +856,7 @@
                 <w:color w:val="1F2A2E"/>
                 <w:rtl/>
               </w:rPr>
-              <w:t xml:space="preserve">من «ملف» اختر «حفظ باسم» ثمّ PDF، وارفعها في الخطوة الثالثة «الكرّاسة» في مساحة شعبتك. والمنصّةُ تقبل PDF وحدَه: يُفتح في الصفحة على أيّ جهاز، ولا يتغيّر شكلُه.</w:t>
+              <w:t xml:space="preserve">من «ملف» اختر «حفظ باسم» ثمّ PDF، وارفعها في الخطوة الثالثة «الكرّاسة» في مساحة شعبتك. والمنصّة تقبل PDF وحده: يفتح في الصفحة على أيّ جهاز، ولا يتغيّر شكله.</w:t>
             </w:r>
           </w:p>
           <w:p>
@@ -897,7 +897,7 @@
                 <w:color w:val="1F2A2E"/>
                 <w:rtl/>
               </w:rPr>
-              <w:t xml:space="preserve">الكرّاسةُ بخطّ IBM Plex Sans Arabic، وهو مضمَّنٌ فيها. فإن ظهر لك خطٌّ غيرُه فثبّته مجّانا من fonts.google.com ثمّ أعد فتحها.</w:t>
+              <w:t xml:space="preserve">الكرّاسة بخطّ IBM Plex Sans Arabic، وهو مضمّن فيها. فإن ظهر لك خطّ غيره فثبّته مجّانا من fonts.google.com ثمّ أعد فتحها.</w:t>
             </w:r>
           </w:p>
         </w:tc>
@@ -992,7 +992,7 @@
                 <w:color w:val="1F2A2E"/>
                 <w:rtl/>
               </w:rPr>
-              <w:t xml:space="preserve">اقرأ «الأفكارَ الأساسيّة» قبل اللقاء المباشر.</w:t>
+              <w:t xml:space="preserve">اقرأ «الأفكار الأساسيّة» قبل اللقاء المباشر.</w:t>
             </w:r>
           </w:p>
           <w:p>
@@ -1023,7 +1023,7 @@
                 <w:color w:val="1F2A2E"/>
                 <w:rtl/>
               </w:rPr>
-              <w:t xml:space="preserve">احملها إلى اللقاء: فيه نحلّ المثالَ معا ونبدأ التمرين.</w:t>
+              <w:t xml:space="preserve">احملها إلى اللقاء: فيه نحلّ المثال معا ونبدأ التمرين.</w:t>
             </w:r>
           </w:p>
           <w:p>
@@ -1054,7 +1054,7 @@
                 <w:color w:val="1F2A2E"/>
                 <w:rtl/>
               </w:rPr>
-              <w:t xml:space="preserve">أكمل التمرينَ وأسئلةَ التأمّل بعد اللقاء — وعليها تبني مهمّةَ المحور.</w:t>
+              <w:t xml:space="preserve">أكمل التمرين وأسئلة التأمّل بعد اللقاء — وعليها تبني مهمّة المحور.</w:t>
             </w:r>
           </w:p>
         </w:tc>
@@ -1105,7 +1105,7 @@
           <w:szCs w:val="40"/>
           <w:rtl/>
         </w:rPr>
-        <w:t xml:space="preserve">[اسمُ المحور]</w:t>
+        <w:t xml:space="preserve">[اسم المحور]</w:t>
       </w:r>
     </w:p>
     <w:p>
@@ -1147,7 +1147,7 @@
           <w:color w:val="1A5C64"/>
           <w:rtl/>
         </w:rPr>
-        <w:t xml:space="preserve">اللقاءُ المباشر: </w:t>
+        <w:t xml:space="preserve">اللقاء المباشر: </w:t>
       </w:r>
       <w:r>
         <w:rPr>
@@ -1155,7 +1155,7 @@
           <w:color w:val="1F2A2E"/>
           <w:rtl/>
         </w:rPr>
-        <w:t xml:space="preserve">[اليومُ والساعة]</w:t>
+        <w:t xml:space="preserve">[اليوم والساعة]</w:t>
       </w:r>
     </w:p>
     <w:p>
@@ -1258,7 +1258,7 @@
                 <w:color w:val="1F2A2E"/>
                 <w:rtl/>
               </w:rPr>
-              <w:t xml:space="preserve">[فعلٌ يُرى ويُقاس — مثلا: تكتب مذكّرةَ تحضيرٍ لتفاوضٍ قادم]</w:t>
+              <w:t xml:space="preserve">[فعل يرى ويقاس — مثلا: تكتب مذكّرة تحضير لتفاوض قادم]</w:t>
             </w:r>
           </w:p>
           <w:p>
@@ -1277,7 +1277,7 @@
                 <w:color w:val="1F2A2E"/>
                 <w:rtl/>
               </w:rPr>
-              <w:t xml:space="preserve">[الفعلُ الثاني]</w:t>
+              <w:t xml:space="preserve">[الفعل الثاني]</w:t>
             </w:r>
           </w:p>
           <w:p>
@@ -1296,7 +1296,7 @@
                 <w:color w:val="1F2A2E"/>
                 <w:rtl/>
               </w:rPr>
-              <w:t xml:space="preserve">[الفعلُ الثالث — إن كان]</w:t>
+              <w:t xml:space="preserve">[الفعل الثالث — إن كان]</w:t>
             </w:r>
           </w:p>
         </w:tc>
@@ -1369,7 +1369,7 @@
                 <w:szCs w:val="19"/>
                 <w:rtl/>
               </w:rPr>
-              <w:t xml:space="preserve">اكتب ما يستطيع المتعلّمُ أن يفعله، لا ما سيعرفه: «تكتب مذكّرةَ تحضير» لا «يفهم التفاوض». وأوّلُها جملةُ «ما يخرج به» التي كتبتها لهذا المحور في المنصّة.</w:t>
+              <w:t xml:space="preserve">اكتب ما يستطيع المتعلّم أن يفعله، لا ما سيعرفه: «تكتب مذكّرة تحضير» لا «يفهم التفاوض». وأوّلها جملة «ما يخرج به» التي كتبتها لهذا المحور في المنصّة.</w:t>
             </w:r>
             <w:r>
               <w:rPr>
@@ -1421,7 +1421,7 @@
           <w:szCs w:val="28"/>
           <w:rtl/>
         </w:rPr>
-        <w:t xml:space="preserve">  الأفكارُ الأساسيّة</w:t>
+        <w:t xml:space="preserve">  الأفكار الأساسيّة</w:t>
       </w:r>
     </w:p>
     <w:p>
@@ -1491,7 +1491,7 @@
                 <w:szCs w:val="19"/>
                 <w:rtl/>
               </w:rPr>
-              <w:t xml:space="preserve">من ثلاث أفكارٍ إلى خمس، لكلٍّ عنوانُها. والفكرةُ التي لا يستعملها التمرينُ لا مكانَ لها هنا.</w:t>
+              <w:t xml:space="preserve">من ثلاث أفكار إلى خمس، لكلّ عنوانها. والفكرة التي لا يستعملها التمرين لا مكان لها هنا.</w:t>
             </w:r>
             <w:r>
               <w:rPr>
@@ -1537,7 +1537,7 @@
           <w:color w:val="1F2A2E"/>
           <w:rtl/>
         </w:rPr>
-        <w:t xml:space="preserve">[عنوانُ الفكرة في سطرٍ واحد]</w:t>
+        <w:t xml:space="preserve">[عنوان الفكرة في سطر واحد]</w:t>
       </w:r>
     </w:p>
     <w:p>
@@ -1550,7 +1550,7 @@
           <w:color w:val="1F2A2E"/>
           <w:rtl/>
         </w:rPr>
-        <w:t xml:space="preserve">[اشرحها في ثلاثة أسطرٍ أو أربعة، بلغةِ من يقرأ وحدَه.]</w:t>
+        <w:t xml:space="preserve">[اشرحها في ثلاثة أسطر أو أربعة، بلغة من يقرأ وحده.]</w:t>
       </w:r>
     </w:p>
     <w:p>
@@ -1573,7 +1573,7 @@
           <w:color w:val="1F2A2E"/>
           <w:rtl/>
         </w:rPr>
-        <w:t xml:space="preserve">[أين يلقاها المتعلّمُ في يومه.]</w:t>
+        <w:t xml:space="preserve">[أين يلقاها المتعلّم في يومه.]</w:t>
       </w:r>
     </w:p>
     <w:p>
@@ -1600,7 +1600,7 @@
           <w:color w:val="1F2A2E"/>
           <w:rtl/>
         </w:rPr>
-        <w:t xml:space="preserve">[عنوانُ الفكرة في سطرٍ واحد]</w:t>
+        <w:t xml:space="preserve">[عنوان الفكرة في سطر واحد]</w:t>
       </w:r>
     </w:p>
     <w:p>
@@ -1613,7 +1613,7 @@
           <w:color w:val="1F2A2E"/>
           <w:rtl/>
         </w:rPr>
-        <w:t xml:space="preserve">[اشرحها في ثلاثة أسطرٍ أو أربعة، بلغةِ من يقرأ وحدَه.]</w:t>
+        <w:t xml:space="preserve">[اشرحها في ثلاثة أسطر أو أربعة، بلغة من يقرأ وحده.]</w:t>
       </w:r>
     </w:p>
     <w:p>
@@ -1636,7 +1636,7 @@
           <w:color w:val="1F2A2E"/>
           <w:rtl/>
         </w:rPr>
-        <w:t xml:space="preserve">[أين يلقاها المتعلّمُ في يومه.]</w:t>
+        <w:t xml:space="preserve">[أين يلقاها المتعلّم في يومه.]</w:t>
       </w:r>
     </w:p>
     <w:p>
@@ -1663,7 +1663,7 @@
           <w:color w:val="1F2A2E"/>
           <w:rtl/>
         </w:rPr>
-        <w:t xml:space="preserve">[عنوانُ الفكرة في سطرٍ واحد]</w:t>
+        <w:t xml:space="preserve">[عنوان الفكرة في سطر واحد]</w:t>
       </w:r>
     </w:p>
     <w:p>
@@ -1676,7 +1676,7 @@
           <w:color w:val="1F2A2E"/>
           <w:rtl/>
         </w:rPr>
-        <w:t xml:space="preserve">[اشرحها في ثلاثة أسطرٍ أو أربعة، بلغةِ من يقرأ وحدَه.]</w:t>
+        <w:t xml:space="preserve">[اشرحها في ثلاثة أسطر أو أربعة، بلغة من يقرأ وحده.]</w:t>
       </w:r>
     </w:p>
     <w:p>
@@ -1699,7 +1699,7 @@
           <w:color w:val="1F2A2E"/>
           <w:rtl/>
         </w:rPr>
-        <w:t xml:space="preserve">[أين يلقاها المتعلّمُ في يومه.]</w:t>
+        <w:t xml:space="preserve">[أين يلقاها المتعلّم في يومه.]</w:t>
       </w:r>
     </w:p>
     <w:p>
@@ -1732,7 +1732,7 @@
           <w:szCs w:val="28"/>
           <w:rtl/>
         </w:rPr>
-        <w:t xml:space="preserve">  مثالٌ محلول</w:t>
+        <w:t xml:space="preserve">  مثال محلول</w:t>
       </w:r>
     </w:p>
     <w:tbl>
@@ -1819,7 +1819,7 @@
                 <w:color w:val="1F2A2E"/>
                 <w:rtl/>
               </w:rPr>
-              <w:t xml:space="preserve">[صِف الموقفَ في سطرين: من، وماذا يريد، وما الذي يعيقه.]</w:t>
+              <w:t xml:space="preserve">[صف الموقف في سطرين: من، وماذا يريد، وما الذي يعيقه.]</w:t>
             </w:r>
           </w:p>
         </w:tc>
@@ -1859,7 +1859,7 @@
                 <w:color w:val="1A5C64"/>
                 <w:rtl/>
               </w:rPr>
-              <w:t xml:space="preserve">الحلُّ خطوةً خطوة</w:t>
+              <w:t xml:space="preserve">الحلّ خطوة خطوة</w:t>
             </w:r>
           </w:p>
         </w:tc>
@@ -1907,7 +1907,7 @@
                 <w:color w:val="1F2A2E"/>
                 <w:rtl/>
               </w:rPr>
-              <w:t xml:space="preserve">[الخطوةُ الأولى]</w:t>
+              <w:t xml:space="preserve">[الخطوة الأولى]</w:t>
             </w:r>
           </w:p>
           <w:p>
@@ -2040,7 +2040,7 @@
                 <w:color w:val="1F2A2E"/>
                 <w:rtl/>
               </w:rPr>
-              <w:t xml:space="preserve">[ما الذي تحقّق — برقمٍ إن أمكن.]</w:t>
+              <w:t xml:space="preserve">[ما الذي تحقّق — برقم إن أمكن.]</w:t>
             </w:r>
           </w:p>
         </w:tc>
@@ -2111,7 +2111,7 @@
                 <w:color w:val="1F2A2E"/>
                 <w:rtl/>
               </w:rPr>
-              <w:t xml:space="preserve">[الفكرةُ من «الأفكار الأساسيّة» التي صنعت الفرق.]</w:t>
+              <w:t xml:space="preserve">[الفكرة من «الأفكار الأساسيّة» التي صنعت الفرق.]</w:t>
             </w:r>
           </w:p>
         </w:tc>
@@ -2184,7 +2184,7 @@
                 <w:szCs w:val="19"/>
                 <w:rtl/>
               </w:rPr>
-              <w:t xml:space="preserve">موقفٌ واقعيٌّ من سوق المتعلّم وبيئة عمله، محلولٌ خطوةً خطوة — وهو ما تحلّونه معا في اللقاء.</w:t>
+              <w:t xml:space="preserve">موقف واقعيّ من سوق المتعلّم وبيئة عمله، محلول خطوة خطوة — وهو ما تحلّونه معا في اللقاء.</w:t>
             </w:r>
             <w:r>
               <w:rPr>
@@ -2236,7 +2236,7 @@
           <w:szCs w:val="28"/>
           <w:rtl/>
         </w:rPr>
-        <w:t xml:space="preserve">  تمرينٌ عمليّ</w:t>
+        <w:t xml:space="preserve">  تمرين عمليّ</w:t>
       </w:r>
     </w:p>
     <w:p>
@@ -2449,7 +2449,7 @@
                 <w:color w:val="FFFFFF"/>
                 <w:rtl/>
               </w:rPr>
-              <w:t xml:space="preserve">[العمودُ الأوّل]</w:t>
+              <w:t xml:space="preserve">[العمود الأوّل]</w:t>
             </w:r>
           </w:p>
         </w:tc>
@@ -3000,7 +3000,7 @@
                 <w:szCs w:val="19"/>
                 <w:rtl/>
               </w:rPr>
-              <w:t xml:space="preserve">التمرينُ على موقفٍ من عمل المتعلّم نفسِه، وما يكتبه هنا يبني عليه مهمّةَ المحور في المنصّة. وغيّر أعمدةَ الجدول بما يحتاجه تمرينُك.</w:t>
+              <w:t xml:space="preserve">التمرين على موقف من عمل المتعلّم نفسه، وما يكتبه هنا يبني عليه مهمّة المحور في المنصّة. وغيّر أعمدة الجدول بما يحتاجه تمرينك.</w:t>
             </w:r>
             <w:r>
               <w:rPr>
@@ -3052,7 +3052,7 @@
           <w:szCs w:val="28"/>
           <w:rtl/>
         </w:rPr>
-        <w:t xml:space="preserve">  أسئلةٌ للتأمّل</w:t>
+        <w:t xml:space="preserve">  أسئلة للتأمّل</w:t>
       </w:r>
     </w:p>
     <w:p>
@@ -3079,7 +3079,7 @@
           <w:color w:val="1F2A2E"/>
           <w:rtl/>
         </w:rPr>
-        <w:t xml:space="preserve">[سؤالٌ يربط الفكرةَ بعمله: أين …؟]</w:t>
+        <w:t xml:space="preserve">[سؤال يربط الفكرة بعمله: أين …؟]</w:t>
       </w:r>
     </w:p>
     <w:tbl>
@@ -3229,7 +3229,7 @@
           <w:color w:val="1F2A2E"/>
           <w:rtl/>
         </w:rPr>
-        <w:t xml:space="preserve">[سؤالٌ عمّا سيفعله بعد اللقاء: ما أوّلُ …؟]</w:t>
+        <w:t xml:space="preserve">[سؤال عمّا سيفعله بعد اللقاء: ما أوّل …؟]</w:t>
       </w:r>
     </w:p>
     <w:tbl>
@@ -3379,7 +3379,7 @@
           <w:color w:val="1F2A2E"/>
           <w:rtl/>
         </w:rPr>
-        <w:t xml:space="preserve">[سؤالٌ عمّا يقيس به تقدّمَه: كيف ستعرف …؟]</w:t>
+        <w:t xml:space="preserve">[سؤال عمّا يقيس به تقدّمه: كيف ستعرف …؟]</w:t>
       </w:r>
     </w:p>
     <w:tbl>
@@ -3572,7 +3572,7 @@
                 <w:szCs w:val="19"/>
                 <w:rtl/>
               </w:rPr>
-              <w:t xml:space="preserve">أسئلةٌ لا جوابَ صحيحا لها — يكتب المتعلّمُ فيها عن نفسه.</w:t>
+              <w:t xml:space="preserve">أسئلة لا جواب صحيحا لها — يكتب المتعلّم فيها عن نفسه.</w:t>
             </w:r>
             <w:r>
               <w:rPr>
@@ -3624,7 +3624,7 @@
           <w:szCs w:val="28"/>
           <w:rtl/>
         </w:rPr>
-        <w:t xml:space="preserve">  مصادرُ للاستزادة</w:t>
+        <w:t xml:space="preserve">  مصادر للاستزادة</w:t>
       </w:r>
     </w:p>
     <w:tbl>
@@ -3717,7 +3717,7 @@
                 <w:color w:val="FFFFFF"/>
                 <w:rtl/>
               </w:rPr>
-              <w:t xml:space="preserve">نوعُه</w:t>
+              <w:t xml:space="preserve">نوعه</w:t>
             </w:r>
           </w:p>
         </w:tc>
@@ -3752,7 +3752,7 @@
                 <w:color w:val="FFFFFF"/>
                 <w:rtl/>
               </w:rPr>
-              <w:t xml:space="preserve">لماذا يستحقّ وقتَك</w:t>
+              <w:t xml:space="preserve">لماذا يستحقّ وقتك</w:t>
             </w:r>
           </w:p>
         </w:tc>
@@ -3790,7 +3790,7 @@
                 <w:color w:val="1F2A2E"/>
                 <w:rtl/>
               </w:rPr>
-              <w:t xml:space="preserve">[اسمُ المصدر ورابطُه]</w:t>
+              <w:t xml:space="preserve">[اسم المصدر ورابطه]</w:t>
             </w:r>
           </w:p>
         </w:tc>
@@ -3854,7 +3854,7 @@
                 <w:color w:val="1F2A2E"/>
                 <w:rtl/>
               </w:rPr>
-              <w:t xml:space="preserve">[سطرٌ واحد]</w:t>
+              <w:t xml:space="preserve">[سطر واحد]</w:t>
             </w:r>
           </w:p>
         </w:tc>
@@ -4131,7 +4131,7 @@
                 <w:szCs w:val="19"/>
                 <w:rtl/>
               </w:rPr>
-              <w:t xml:space="preserve">هي المصادرُ نفسُها التي تضيفها لهذا المحور في «المهامّ والمصادر» — اذكرها هنا ليجدها من يطبع الكرّاسة.</w:t>
+              <w:t xml:space="preserve">هي المصادر نفسها التي تضيفها لهذا المحور في «المهامّ والمصادر» — اذكرها هنا ليجدها من يطبع الكرّاسة.</w:t>
             </w:r>
             <w:r>
               <w:rPr>
@@ -5139,7 +5139,7 @@
         <w:szCs w:val="18"/>
         <w:rtl/>
       </w:rPr>
-      <w:t xml:space="preserve">  ·  كرّاسةُ المحور</w:t>
+      <w:t xml:space="preserve">  ·  كرّاسة المحور</w:t>
     </w:r>
   </w:p>
 </w:hdr>
